--- a/Standard Operating Procedures/Tr4 Mutant Vehicle Statement of Intent.docx
+++ b/Standard Operating Procedures/Tr4 Mutant Vehicle Statement of Intent.docx
@@ -9,7 +9,7 @@
       <w:r>
         <w:drawing>
           <wp:inline xmlns:a="http://schemas.openxmlformats.org/drawingml/2006/main" xmlns:pic="http://schemas.openxmlformats.org/drawingml/2006/picture">
-            <wp:extent cx="3199845" cy="914400"/>
+            <wp:extent cx="2879860" cy="822960"/>
             <wp:docPr id="1" name="Picture 1"/>
             <wp:cNvGraphicFramePr>
               <a:graphicFrameLocks noChangeAspect="1"/>
@@ -30,7 +30,7 @@
                   <pic:spPr>
                     <a:xfrm>
                       <a:off x="0" y="0"/>
-                      <a:ext cx="3199845" cy="914400"/>
+                      <a:ext cx="2879860" cy="822960"/>
                     </a:xfrm>
                     <a:prstGeom prst="rect"/>
                   </pic:spPr>
@@ -38,6 +38,54 @@
               </a:graphicData>
             </a:graphic>
           </wp:inline>
+        </w:drawing>
+      </w:r>
+      <w:r>
+        <w:drawing>
+          <wp:anchor xmlns:a="http://schemas.openxmlformats.org/drawingml/2006/main" xmlns:pic="http://schemas.openxmlformats.org/drawingml/2006/picture" distT="0" distB="0" distL="0" distR="0" simplePos="0" relativeHeight="3" behindDoc="0" locked="0" layoutInCell="0" allowOverlap="1">
+            <wp:simplePos x="0" y="0"/>
+            <wp:positionH relativeFrom="column">
+              <wp:posOffset>4833620</wp:posOffset>
+            </wp:positionH>
+            <wp:positionV relativeFrom="paragraph">
+              <wp:posOffset>-123825</wp:posOffset>
+            </wp:positionV>
+            <wp:extent cx="1529080" cy="1091565"/>
+            <wp:effectExtent l="0" t="0" r="0" b="0"/>
+            <wp:wrapSquare wrapText="largest"/>
+            <wp:docPr id="2" name="BMlogo"/>
+            <wp:cNvGraphicFramePr>
+              <a:graphicFrameLocks noChangeAspect="1"/>
+            </wp:cNvGraphicFramePr>
+            <a:graphic>
+              <a:graphicData uri="http://schemas.openxmlformats.org/drawingml/2006/picture">
+                <pic:pic>
+                  <pic:nvPicPr>
+                    <pic:cNvPr id="2" name="BMlogo"/>
+                    <pic:cNvPicPr>
+                      <a:picLocks noChangeAspect="1" noChangeArrowheads="1"/>
+                    </pic:cNvPicPr>
+                  </pic:nvPicPr>
+                  <pic:blipFill>
+                    <a:blip r:embed="rId10"/>
+                    <a:stretch>
+                      <a:fillRect/>
+                    </a:stretch>
+                  </pic:blipFill>
+                  <pic:spPr bwMode="auto">
+                    <a:xfrm>
+                      <a:off x="0" y="0"/>
+                      <a:ext cx="1529080" cy="1091565"/>
+                    </a:xfrm>
+                    <a:prstGeom prst="rect">
+                      <a:avLst/>
+                    </a:prstGeom>
+                    <a:noFill/>
+                  </pic:spPr>
+                </pic:pic>
+              </a:graphicData>
+            </a:graphic>
+          </wp:anchor>
         </w:drawing>
       </w:r>
     </w:p>
@@ -820,7 +868,7 @@
       </w:r>
     </w:p>
     <w:sectPr>
-      <w:footerReference w:type="default" r:id="rId10"/>
+      <w:footerReference w:type="default" r:id="rId11"/>
       <w:pgSz w:w="12240" w:h="15840"/>
       <w:pgMar w:top="720" w:right="1440" w:bottom="1080" w:left="1440" w:header="720" w:footer="720" w:gutter="0"/>
       <w:cols w:space="720"/>
